--- a/course-content/authoring/shared/homework-problems/T6S.docx
+++ b/course-content/authoring/shared/homework-problems/T6S.docx
@@ -39,7 +39,7 @@
           <w:b/>
           <w:sz w:val="26"/>
         </w:rPr>
-        <w:t>T6-1 无约束与带约束优化指标比较（20分）</w:t>
+        <w:t>T6-1 首轮证据、目标函数与带约束候选比较（20分）</w:t>
       </w:r>
     </w:p>
     <w:p>
@@ -78,7 +78,33 @@
           <w:b w:val="0"/>
           <w:sz w:val="22"/>
         </w:rPr>
-        <w:t>某单位在做 PID 参数再优化时，得到三组候选结果如下：</w:t>
+        <w:t>某单位在完成首轮 `PID` 参数试探后，得到以下验证证据：上升时间 $t_r=1.9\,\mathrm{s}$、最大超调 $M_p=18\%$、稳态误差 $e_{ss}=1.4\%$、扰动抑制时间 $t_d=1.0\,\mathrm{s}$、相位裕度 $\phi_m=38^\circ$、控制能量 $E=\int_0^{t_f}u^2(t)\,dt=4.5$。工程团队希望下一轮设计同时关注速度、超调、稳态精度、扰动恢复、相位裕度和控制能量。</w:t>
+      </w:r>
+    </w:p>
+    <w:p>
+      <w:pPr>
+        <w:spacing w:after="80"/>
+      </w:pPr>
+      <w:r>
+        <w:rPr>
+          <w:rFonts w:ascii="Microsoft YaHei" w:hAnsi="Microsoft YaHei" w:eastAsia="Microsoft YaHei"/>
+          <w:b w:val="0"/>
+          <w:sz w:val="22"/>
+        </w:rPr>
+        <w:t>建议归一化基准如下：$t_r^\star=1.6\,\mathrm{s}$、$M_p^\star=15\%$、$e_{ss}^\star=1\%$、$t_d^\star=0.8\,\mathrm{s}$、$\phi_m^\star=45^\circ$、$E^\star=6$。</w:t>
+      </w:r>
+    </w:p>
+    <w:p>
+      <w:pPr>
+        <w:spacing w:after="80"/>
+      </w:pPr>
+      <w:r>
+        <w:rPr>
+          <w:rFonts w:ascii="Microsoft YaHei" w:hAnsi="Microsoft YaHei" w:eastAsia="Microsoft YaHei"/>
+          <w:b w:val="0"/>
+          <w:sz w:val="22"/>
+        </w:rPr>
+        <w:t>下一轮计算得到三组候选结果如下：</w:t>
       </w:r>
     </w:p>
     <w:p>
@@ -201,7 +227,7 @@
           <w:b w:val="0"/>
           <w:sz w:val="22"/>
         </w:rPr>
-        <w:t>写出无约束与带约束方案的硬约束判定表（可行/不可行）；</w:t>
+        <w:t>写出一个单一目标函数表达式，至少包含 $t_r,M_p,e_{ss},t_d,\phi_m,E$ 六项，并给出一组合理权重。</w:t>
       </w:r>
     </w:p>
     <w:p>
@@ -215,7 +241,7 @@
           <w:b w:val="0"/>
           <w:sz w:val="22"/>
         </w:rPr>
-        <w:t>比较三组方案指标变化，指出无约束方案与带约束方案的差异；</w:t>
+        <w:t>写出无约束与带约束方案的硬约束判定表（可行/不可行）。</w:t>
       </w:r>
     </w:p>
     <w:p>
@@ -229,7 +255,7 @@
           <w:b w:val="0"/>
           <w:sz w:val="22"/>
         </w:rPr>
-        <w:t>判断哪一个是可交付方案，并说明原因；</w:t>
+        <w:t>比较三组方案指标变化，指出无约束方案与带约束方案的差异。</w:t>
       </w:r>
     </w:p>
     <w:p>
@@ -243,7 +269,7 @@
           <w:b w:val="0"/>
           <w:sz w:val="22"/>
         </w:rPr>
-        <w:t>用一段话说明主要收益与代价。</w:t>
+        <w:t>判断哪一个是可交付方案，并说明主要收益与代价。</w:t>
       </w:r>
     </w:p>
     <w:p>
@@ -270,6 +296,227 @@
           <w:b w:val="0"/>
           <w:sz w:val="22"/>
         </w:rPr>
+        <w:t>可构造以下归一化目标项：</w:t>
+      </w:r>
+    </w:p>
+    <w:p>
+      <w:pPr>
+        <w:spacing w:after="80"/>
+        <w:jc w:val="center"/>
+      </w:pPr>
+      <w:r>
+        <w:rPr>
+          <w:rFonts w:ascii="Arial Unicode MS" w:hAnsi="Arial Unicode MS" w:eastAsia="Arial Unicode MS"/>
+          <w:b w:val="0"/>
+          <w:sz w:val="20"/>
+        </w:rPr>
+        <w:t>\tilde J_1=\frac{t_r}{1.6},\quad</w:t>
+      </w:r>
+    </w:p>
+    <w:p>
+      <w:pPr>
+        <w:spacing w:after="80"/>
+        <w:jc w:val="center"/>
+      </w:pPr>
+      <w:r>
+        <w:rPr>
+          <w:rFonts w:ascii="Arial Unicode MS" w:hAnsi="Arial Unicode MS" w:eastAsia="Arial Unicode MS"/>
+          <w:b w:val="0"/>
+          <w:sz w:val="20"/>
+        </w:rPr>
+        <w:t>\tilde J_2=\frac{M_p}{15\%},\quad</w:t>
+      </w:r>
+    </w:p>
+    <w:p>
+      <w:pPr>
+        <w:spacing w:after="80"/>
+        <w:jc w:val="center"/>
+      </w:pPr>
+      <w:r>
+        <w:rPr>
+          <w:rFonts w:ascii="Arial Unicode MS" w:hAnsi="Arial Unicode MS" w:eastAsia="Arial Unicode MS"/>
+          <w:b w:val="0"/>
+          <w:sz w:val="20"/>
+        </w:rPr>
+        <w:t>\tilde J_3=\frac{e_{ss}}{1\%},\quad</w:t>
+      </w:r>
+    </w:p>
+    <w:p>
+      <w:pPr>
+        <w:spacing w:after="80"/>
+        <w:jc w:val="center"/>
+      </w:pPr>
+      <w:r>
+        <w:rPr>
+          <w:rFonts w:ascii="Arial Unicode MS" w:hAnsi="Arial Unicode MS" w:eastAsia="Arial Unicode MS"/>
+          <w:b w:val="0"/>
+          <w:sz w:val="20"/>
+        </w:rPr>
+        <w:t>\tilde J_4=\frac{t_d}{0.8},\quad</w:t>
+      </w:r>
+    </w:p>
+    <w:p>
+      <w:pPr>
+        <w:spacing w:after="80"/>
+        <w:jc w:val="center"/>
+      </w:pPr>
+      <w:r>
+        <w:rPr>
+          <w:rFonts w:ascii="Arial Unicode MS" w:hAnsi="Arial Unicode MS" w:eastAsia="Arial Unicode MS"/>
+          <w:b w:val="0"/>
+          <w:sz w:val="20"/>
+        </w:rPr>
+        <w:t>\tilde J_5=\frac{45^\circ}{\phi_m},\quad</w:t>
+      </w:r>
+    </w:p>
+    <w:p>
+      <w:pPr>
+        <w:spacing w:after="80"/>
+        <w:jc w:val="center"/>
+      </w:pPr>
+      <w:r>
+        <w:rPr>
+          <w:rFonts w:ascii="Arial Unicode MS" w:hAnsi="Arial Unicode MS" w:eastAsia="Arial Unicode MS"/>
+          <w:b w:val="0"/>
+          <w:sz w:val="20"/>
+        </w:rPr>
+        <w:t>\tilde J_6=\frac{E}{6}.</w:t>
+      </w:r>
+    </w:p>
+    <w:p>
+      <w:pPr>
+        <w:spacing w:after="80"/>
+        <w:jc w:val="center"/>
+      </w:pPr>
+      <w:r>
+        <w:rPr>
+          <w:rFonts w:ascii="Arial Unicode MS" w:hAnsi="Arial Unicode MS" w:eastAsia="Arial Unicode MS"/>
+          <w:b w:val="0"/>
+          <w:sz w:val="20"/>
+        </w:rPr>
+        <w:t>\tag{3分}</w:t>
+      </w:r>
+    </w:p>
+    <w:p>
+      <w:pPr>
+        <w:spacing w:after="80"/>
+      </w:pPr>
+      <w:r>
+        <w:rPr>
+          <w:rFonts w:ascii="Microsoft YaHei" w:hAnsi="Microsoft YaHei" w:eastAsia="Microsoft YaHei"/>
+          <w:b w:val="0"/>
+          <w:sz w:val="22"/>
+        </w:rPr>
+        <w:t>一组合理权重为</w:t>
+      </w:r>
+    </w:p>
+    <w:p>
+      <w:pPr>
+        <w:spacing w:after="80"/>
+        <w:jc w:val="center"/>
+      </w:pPr>
+      <w:r>
+        <w:rPr>
+          <w:rFonts w:ascii="Arial Unicode MS" w:hAnsi="Arial Unicode MS" w:eastAsia="Arial Unicode MS"/>
+          <w:b w:val="0"/>
+          <w:sz w:val="20"/>
+        </w:rPr>
+        <w:t>w=[0.20,0.18,0.15,0.15,0.17,0.15],</w:t>
+      </w:r>
+    </w:p>
+    <w:p>
+      <w:pPr>
+        <w:spacing w:after="80"/>
+        <w:jc w:val="center"/>
+      </w:pPr>
+      <w:r>
+        <w:rPr>
+          <w:rFonts w:ascii="Arial Unicode MS" w:hAnsi="Arial Unicode MS" w:eastAsia="Arial Unicode MS"/>
+          <w:b w:val="0"/>
+          <w:sz w:val="20"/>
+        </w:rPr>
+        <w:t>\qquad \sum_i w_i=1.</w:t>
+      </w:r>
+    </w:p>
+    <w:p>
+      <w:pPr>
+        <w:spacing w:after="80"/>
+        <w:jc w:val="center"/>
+      </w:pPr>
+      <w:r>
+        <w:rPr>
+          <w:rFonts w:ascii="Arial Unicode MS" w:hAnsi="Arial Unicode MS" w:eastAsia="Arial Unicode MS"/>
+          <w:b w:val="0"/>
+          <w:sz w:val="20"/>
+        </w:rPr>
+        <w:t>\tag{1分}</w:t>
+      </w:r>
+    </w:p>
+    <w:p>
+      <w:pPr>
+        <w:spacing w:after="80"/>
+      </w:pPr>
+      <w:r>
+        <w:rPr>
+          <w:rFonts w:ascii="Microsoft YaHei" w:hAnsi="Microsoft YaHei" w:eastAsia="Microsoft YaHei"/>
+          <w:b w:val="0"/>
+          <w:sz w:val="22"/>
+        </w:rPr>
+        <w:t>目标函数可写为</w:t>
+      </w:r>
+    </w:p>
+    <w:p>
+      <w:pPr>
+        <w:spacing w:after="80"/>
+        <w:jc w:val="center"/>
+      </w:pPr>
+      <w:r>
+        <w:rPr>
+          <w:rFonts w:ascii="Arial Unicode MS" w:hAnsi="Arial Unicode MS" w:eastAsia="Arial Unicode MS"/>
+          <w:b w:val="0"/>
+          <w:sz w:val="20"/>
+        </w:rPr>
+        <w:t>J(\theta)=0.20\tilde J_1+0.18\tilde J_2+0.15\tilde J_3+0.15\tilde J_4+0.17\tilde J_5+0.15\tilde J_6.</w:t>
+      </w:r>
+    </w:p>
+    <w:p>
+      <w:pPr>
+        <w:spacing w:after="80"/>
+        <w:jc w:val="center"/>
+      </w:pPr>
+      <w:r>
+        <w:rPr>
+          <w:rFonts w:ascii="Arial Unicode MS" w:hAnsi="Arial Unicode MS" w:eastAsia="Arial Unicode MS"/>
+          <w:b w:val="0"/>
+          <w:sz w:val="20"/>
+        </w:rPr>
+        <w:t>\tag{1分}</w:t>
+      </w:r>
+    </w:p>
+    <w:p>
+      <w:pPr>
+        <w:spacing w:after="80"/>
+      </w:pPr>
+      <w:r>
+        <w:rPr>
+          <w:rFonts w:ascii="Microsoft YaHei" w:hAnsi="Microsoft YaHei" w:eastAsia="Microsoft YaHei"/>
+          <w:b w:val="0"/>
+          <w:sz w:val="22"/>
+        </w:rPr>
+        <w:t>这组权重体现速度、超调和相位裕度优先，同时保留稳态精度、扰动恢复和控制能量。（共5分）</w:t>
+      </w:r>
+    </w:p>
+    <w:p>
+      <w:pPr>
+        <w:pStyle w:val="ListNumber"/>
+        <w:spacing w:after="80"/>
+      </w:pPr>
+      <w:r>
+        <w:rPr>
+          <w:rFonts w:ascii="Microsoft YaHei" w:hAnsi="Microsoft YaHei" w:eastAsia="Microsoft YaHei"/>
+          <w:b w:val="0"/>
+          <w:sz w:val="22"/>
+        </w:rPr>
         <w:t>硬约束判定表如下：</w:t>
       </w:r>
     </w:p>
@@ -296,7 +543,7 @@
           <w:b w:val="0"/>
           <w:sz w:val="22"/>
         </w:rPr>
-        <w:t>据此，U 违反超调和控制峰值约束，C2 违反超调和调节时间约束，只有 C1 满足全部硬约束。（8分）</w:t>
+        <w:t>据此，U 违反超调和控制峰值约束，C2 违反超调和调节时间约束，只有 C1 满足全部硬约束。（7分）</w:t>
       </w:r>
     </w:p>
     <w:p>
@@ -337,7 +584,7 @@
           <w:b w:val="0"/>
           <w:sz w:val="22"/>
         </w:rPr>
-        <w:t>C1 的主要变化是：超调由 $22\%$ 降至 $16\%$，控制峰值由 $1.20$ 降至 $0.85$，但调节时间由 $1.4\,\mathrm{s}$ 增至 $1.7\,\mathrm{s}$，控制能量由 $4.5$ 增至 $5.5$。（6分）</w:t>
+        <w:t>C1 的主要变化是：超调由 $22\%$ 降至 $16\%$，控制峰值由 $1.20$ 降至 $0.85$，但调节时间由 $1.4\,\mathrm{s}$ 增至 $1.7\,\mathrm{s}$，控制能量由 $4.5$ 增至 $5.5$。（4分）</w:t>
       </w:r>
     </w:p>
     <w:p>
@@ -351,21 +598,7 @@
           <w:b w:val="0"/>
           <w:sz w:val="22"/>
         </w:rPr>
-        <w:t>可交付方案应选 C1。理由是 C1 是唯一满足全部硬约束的候选；工程交付先看硬约束可行性，再在可行集合内比较目标函数值。（3分）</w:t>
-      </w:r>
-    </w:p>
-    <w:p>
-      <w:pPr>
-        <w:pStyle w:val="ListNumber"/>
-        <w:spacing w:after="80"/>
-      </w:pPr>
-      <w:r>
-        <w:rPr>
-          <w:rFonts w:ascii="Microsoft YaHei" w:hAnsi="Microsoft YaHei" w:eastAsia="Microsoft YaHei"/>
-          <w:b w:val="0"/>
-          <w:sz w:val="22"/>
-        </w:rPr>
-        <w:t>主要收益是超调和控制峰值被压回允许范围，执行器饱和和振荡风险降低；主要代价是 $J$、$T_s$ 和 $E$ 上升，说明带约束方案牺牲了一部分无约束意义下的最优指标，以换取工程可行性。（3分）</w:t>
+        <w:t>可交付方案应选 C1。理由是 C1 是唯一满足全部硬约束的候选；工程交付先看硬约束可行性，再在可行集合内比较目标函数值。主要收益是超调和控制峰值被压回允许范围，执行器饱和和振荡风险降低；主要代价是 $J$、$T_s$ 和 $E$ 上升。（4分）</w:t>
       </w:r>
     </w:p>
     <w:p>
@@ -391,7 +624,7 @@
           <w:b w:val="0"/>
           <w:sz w:val="22"/>
         </w:rPr>
-        <w:t>| 步骤 | 分值 | 标准 | |---|---:|---| | 硬约束核验 | 8 | 完整列出并逐项判断 $M_p$、$T_s$、$e_{ss}$、$u_{max}$、$E$，三组方案可行性结论正确。 | | 指标比较 | 6 | 正确比较无约束与带约束候选，识别 $J$ 最小不等于可交付，并量化 C1 相对 U 的主要代价。 | | 可交付选择 | 3 | 明确选择 C1，并说明硬约束优先于目标函数值。 | | 收益与代价 | 3 | 说明超调和控制峰值改善，以及 $J$、调节时间、能量上升的代价。 |</w:t>
+        <w:t>| 步骤 | 分值 | 标准 | |---|---:|---| | 目标函数表达 | 5 | 能从首轮证据写出目标项、归一化基准、权重和单一目标函数。 | | 硬约束核验 | 7 | 完整列出并逐项判断 $M_p$、$T_s$、$e_{ss}$、$u_{max}$、$E$，三组方案可行性结论正确。 | | 指标比较 | 4 | 正确比较无约束与带约束候选，识别 $J$ 最小不等于可交付，并量化 C1 相对 U 的主要代价。 | | 可交付选择与取舍 | 4 | 明确选择 C1，并说明收益与代价。 |</w:t>
       </w:r>
     </w:p>
     <w:p>
@@ -484,7 +717,7 @@
           <w:b w:val="0"/>
           <w:sz w:val="22"/>
         </w:rPr>
-        <w:t>S2: `P2 = [PID + 限幅防风up + 速度前馈]`</w:t>
+        <w:t>S2: `P2 = [PID + 限幅抗饱和 / anti-windup + 速度前馈]`</w:t>
       </w:r>
     </w:p>
     <w:p>
@@ -1475,7 +1708,7 @@
           <w:b w:val="0"/>
           <w:sz w:val="22"/>
         </w:rPr>
-        <w:t>不得使用罚函数或 `fmincon` 作为作答主体，不得把模块5方法作为本题解决方案。</w:t>
+        <w:t>可引用带约束求解记录，但不得只报求解器输出，必须回到经典控制结构、指标证据和交付判断；不得把模块5方法作为本题解决方案。</w:t>
       </w:r>
     </w:p>
     <w:p>
